--- a/tillsyn/A 19303-2024 tillsynsbegäran.docx
+++ b/tillsyn/A 19303-2024 tillsynsbegäran.docx
@@ -361,7 +361,7 @@
     <w:r>
       <w:tab/>
       <w:tab/>
-      <w:t>2026-06-18</w:t>
+      <w:t>2026-06-19</w:t>
       <w:br/>
       <w:br/>
     </w:r>

--- a/tillsyn/A 19303-2024 tillsynsbegäran.docx
+++ b/tillsyn/A 19303-2024 tillsynsbegäran.docx
@@ -361,7 +361,7 @@
     <w:r>
       <w:tab/>
       <w:tab/>
-      <w:t>2026-06-19</w:t>
+      <w:t>2026-06-20</w:t>
       <w:br/>
       <w:br/>
     </w:r>

--- a/tillsyn/A 19303-2024 tillsynsbegäran.docx
+++ b/tillsyn/A 19303-2024 tillsynsbegäran.docx
@@ -12,10 +12,7 @@
     </w:p>
     <w:p>
       <w:r>
-        <w:t>Detta dokument behandlar höga naturvärden i avverkningsanmälan A 19303-2024 i Älvkarleby kommun som inkom 2024-05-16 och omfattar 0,4 ha.</w:t>
-      </w:r>
-      <w:r>
-        <w:t xml:space="preserve"> I Figur 1 visas fyndplatser för naturvårdsarter i området, som finns registrerade på Artportalen.</w:t>
+        <w:t>Denna tillsynsbegäran behandlar höga naturvärden i avverkningsanmälan A 19303-2024 i Älvkarleby kommun som inkom 2024-05-16 och omfattar 0,4 ha.</w:t>
       </w:r>
     </w:p>
     <w:p>
@@ -63,7 +60,20 @@
         <w:spacing w:after="240"/>
       </w:pPr>
       <w:r>
-        <w:t>Figur 1. Fyndplatser för naturvårdsarter inom 20 meter från avverkningsanmälan (röd linje). Inom parentes anges rödlistekategorier, S för signalarter, Tför typiska arter och fridlysningsparagrafer i artskyddsförordningen.Markörer utan svart kant är placerade på fyndplatsen. Markörer med svart kant är placerade vid sidan av fyndplatsen och har ett svart streck som visar fyndplatsens exakta position. Kartans mittpunktskoordinat är N 6723345, E 641525 i SWEREF 99 TM.</w:t>
+        <w:t>Figur 1. Fyndplatser för naturvårdsarter inom 20 meter från avverkningsanmälan. Markörer utan svart kant är placerade på fyndplatsen. Markörer med svart kant är placerade vid sidan av fyndplatsen har ett svart streck som visar fyndplatsens exakta position. Kartans mittpunktskoordinat är N 6723345, E 641525 i SWEREF 99 TM.</w:t>
+      </w:r>
+    </w:p>
+    <w:p>
+      <w:r>
+        <w:t>Inom 20 meter från avverkningsanmälan finns fynd av 1 naturvårdsarter, varav 1 är rödlistad och 1 är fridlyst: gölgroda (VU, §4a). Se Figur 1.</w:t>
+      </w:r>
+    </w:p>
+    <w:p>
+      <w:pPr>
+        <w:pStyle w:val="Heading1"/>
+      </w:pPr>
+      <w:r>
+        <w:t>Tillsynsbegäran</w:t>
       </w:r>
     </w:p>
     <w:p>
@@ -77,39 +87,16 @@
       </w:r>
     </w:p>
     <w:p>
-      <w:r>
-        <w:t>Nedan beskrivs fynd av naturvårdsarter och fridlysta arter som gjorts i det avverkningsanmälda området. I BILAGA 1 finns artfakta om fridlysta arter.</w:t>
-      </w:r>
-    </w:p>
-    <w:p>
       <w:pPr>
         <w:pStyle w:val="Heading1"/>
       </w:pPr>
       <w:r>
-        <w:t>Naturvårdsarter</w:t>
+        <w:t>Naturvårdsarter och fridlysta arter</w:t>
       </w:r>
     </w:p>
     <w:p>
       <w:r>
-        <w:t>Inom 20 meter från avverkningsanmälan har följande 1 naturvårdsarter hittats: gölgroda (VU, §4a). Av dessa är 1 rödlistade. För rödlistade arter har rödlistekategorin angivits inom parentes. För fridlysta arter anges även paragrafen i Artskyddsförordningen som arten är fridlyst enligt.</w:t>
-      </w:r>
-    </w:p>
-    <w:p>
-      <w:r>
-        <w:t>De påträffade naturvårdsarterna är ett tydligt kvitto på att det rör sig om en skog med höga naturvärden.</w:t>
-      </w:r>
-    </w:p>
-    <w:p>
-      <w:pPr>
-        <w:pStyle w:val="Heading2"/>
-      </w:pPr>
-      <w:r>
-        <w:t>Fridlysta arter</w:t>
-      </w:r>
-    </w:p>
-    <w:p>
-      <w:r>
-        <w:t>Följande fridlysta arter har sina livsmiljöer och växtplatser i den avverkningsanmälda skogen: gölgroda (VU, §4a).</w:t>
+        <w:t>Nedan följer beskrivningar av de naturvårdsarter och fridlysta arter som har sina livsmiljöer och växtplatser i den avverkningsanmälda skogen. Se även ytterligare artfakta i BILAGA 1. De påträffade naturvårdsarterna är ett tydligt kvitto på att det rör sig om en skog med höga naturvärden.</w:t>
       </w:r>
     </w:p>
     <w:p>
@@ -121,11 +108,6 @@
       </w:r>
       <w:r>
         <w:t xml:space="preserve"> är strikt skyddad enligt EU:s art- och habitatdirektiv vilket innebär att hela dess livsmiljö ska bevaras. Gölgrodan uppehåller sig året runt i eller nära lekdammarna och i närbelägna småvatten och är beroende av skogsmark närmast runt lekvattnen. Dess rörlighet är begränsad där medelräckvidden per generation är &lt;400 meter och maximal spontan förflyttning ca 1 000 meter. Arten är känslig för dikning och storskaligt skogsbruk och omfattas av ett åtgärdsprogram för hotade arter (ÅGP) (SLU Artdatabanken, 2024; Söderman &amp; Länsstyrelsen i Uppsala län, 2019; Lindgren, 2014; Sjögren-Gulve &amp; Ray, 1996).</w:t>
-      </w:r>
-    </w:p>
-    <w:p>
-      <w:r>
-        <w:t>I BILAGA 1 finns mer detaljerad information om ekologi samt krav på livsmiljö hos fridlysta arter.</w:t>
       </w:r>
     </w:p>
     <w:p>
@@ -361,7 +343,7 @@
     <w:r>
       <w:tab/>
       <w:tab/>
-      <w:t>2026-06-20</w:t>
+      <w:t>2026-06-21</w:t>
       <w:br/>
       <w:br/>
     </w:r>

--- a/tillsyn/A 19303-2024 tillsynsbegäran.docx
+++ b/tillsyn/A 19303-2024 tillsynsbegäran.docx
@@ -343,7 +343,7 @@
     <w:r>
       <w:tab/>
       <w:tab/>
-      <w:t>2026-06-21</w:t>
+      <w:t>2026-06-22</w:t>
       <w:br/>
       <w:br/>
     </w:r>

--- a/tillsyn/A 19303-2024 tillsynsbegäran.docx
+++ b/tillsyn/A 19303-2024 tillsynsbegäran.docx
@@ -343,7 +343,7 @@
     <w:r>
       <w:tab/>
       <w:tab/>
-      <w:t>2026-06-22</w:t>
+      <w:t>2026-06-23</w:t>
       <w:br/>
       <w:br/>
     </w:r>

--- a/tillsyn/A 19303-2024 tillsynsbegäran.docx
+++ b/tillsyn/A 19303-2024 tillsynsbegäran.docx
@@ -343,7 +343,7 @@
     <w:r>
       <w:tab/>
       <w:tab/>
-      <w:t>2026-06-23</w:t>
+      <w:t>2026-06-24</w:t>
       <w:br/>
       <w:br/>
     </w:r>

--- a/tillsyn/A 19303-2024 tillsynsbegäran.docx
+++ b/tillsyn/A 19303-2024 tillsynsbegäran.docx
@@ -343,7 +343,7 @@
     <w:r>
       <w:tab/>
       <w:tab/>
-      <w:t>2026-06-24</w:t>
+      <w:t>2026-06-25</w:t>
       <w:br/>
       <w:br/>
     </w:r>

--- a/tillsyn/A 19303-2024 tillsynsbegäran.docx
+++ b/tillsyn/A 19303-2024 tillsynsbegäran.docx
@@ -343,7 +343,7 @@
     <w:r>
       <w:tab/>
       <w:tab/>
-      <w:t>2026-06-25</w:t>
+      <w:t>2026-06-26</w:t>
       <w:br/>
       <w:br/>
     </w:r>

--- a/tillsyn/A 19303-2024 tillsynsbegäran.docx
+++ b/tillsyn/A 19303-2024 tillsynsbegäran.docx
@@ -343,7 +343,7 @@
     <w:r>
       <w:tab/>
       <w:tab/>
-      <w:t>2026-06-26</w:t>
+      <w:t>2026-06-27</w:t>
       <w:br/>
       <w:br/>
     </w:r>

--- a/tillsyn/A 19303-2024 tillsynsbegäran.docx
+++ b/tillsyn/A 19303-2024 tillsynsbegäran.docx
@@ -343,7 +343,7 @@
     <w:r>
       <w:tab/>
       <w:tab/>
-      <w:t>2026-06-27</w:t>
+      <w:t>2026-06-28</w:t>
       <w:br/>
       <w:br/>
     </w:r>

--- a/tillsyn/A 19303-2024 tillsynsbegäran.docx
+++ b/tillsyn/A 19303-2024 tillsynsbegäran.docx
@@ -343,7 +343,7 @@
     <w:r>
       <w:tab/>
       <w:tab/>
-      <w:t>2026-06-28</w:t>
+      <w:t>2026-06-29</w:t>
       <w:br/>
       <w:br/>
     </w:r>

--- a/tillsyn/A 19303-2024 tillsynsbegäran.docx
+++ b/tillsyn/A 19303-2024 tillsynsbegäran.docx
@@ -343,7 +343,7 @@
     <w:r>
       <w:tab/>
       <w:tab/>
-      <w:t>2026-06-29</w:t>
+      <w:t>2026-06-30</w:t>
       <w:br/>
       <w:br/>
     </w:r>

--- a/tillsyn/A 19303-2024 tillsynsbegäran.docx
+++ b/tillsyn/A 19303-2024 tillsynsbegäran.docx
@@ -343,7 +343,7 @@
     <w:r>
       <w:tab/>
       <w:tab/>
-      <w:t>2026-06-30</w:t>
+      <w:t>2026-07-01</w:t>
       <w:br/>
       <w:br/>
     </w:r>

--- a/tillsyn/A 19303-2024 tillsynsbegäran.docx
+++ b/tillsyn/A 19303-2024 tillsynsbegäran.docx
@@ -343,7 +343,7 @@
     <w:r>
       <w:tab/>
       <w:tab/>
-      <w:t>2026-07-01</w:t>
+      <w:t>2026-07-02</w:t>
       <w:br/>
       <w:br/>
     </w:r>

--- a/tillsyn/A 19303-2024 tillsynsbegäran.docx
+++ b/tillsyn/A 19303-2024 tillsynsbegäran.docx
@@ -343,7 +343,7 @@
     <w:r>
       <w:tab/>
       <w:tab/>
-      <w:t>2026-07-13</w:t>
+      <w:t>2026-07-14</w:t>
       <w:br/>
       <w:br/>
     </w:r>

--- a/tillsyn/A 19303-2024 tillsynsbegäran.docx
+++ b/tillsyn/A 19303-2024 tillsynsbegäran.docx
@@ -343,7 +343,7 @@
     <w:r>
       <w:tab/>
       <w:tab/>
-      <w:t>2026-07-14</w:t>
+      <w:t>2026-07-15</w:t>
       <w:br/>
       <w:br/>
     </w:r>

--- a/tillsyn/A 19303-2024 tillsynsbegäran.docx
+++ b/tillsyn/A 19303-2024 tillsynsbegäran.docx
@@ -343,7 +343,7 @@
     <w:r>
       <w:tab/>
       <w:tab/>
-      <w:t>2026-07-15</w:t>
+      <w:t>2026-07-16</w:t>
       <w:br/>
       <w:br/>
     </w:r>

--- a/tillsyn/A 19303-2024 tillsynsbegäran.docx
+++ b/tillsyn/A 19303-2024 tillsynsbegäran.docx
@@ -343,7 +343,7 @@
     <w:r>
       <w:tab/>
       <w:tab/>
-      <w:t>2026-07-16</w:t>
+      <w:t>2026-07-17</w:t>
       <w:br/>
       <w:br/>
     </w:r>

--- a/tillsyn/A 19303-2024 tillsynsbegäran.docx
+++ b/tillsyn/A 19303-2024 tillsynsbegäran.docx
@@ -343,7 +343,7 @@
     <w:r>
       <w:tab/>
       <w:tab/>
-      <w:t>2026-07-17</w:t>
+      <w:t>2026-07-18</w:t>
       <w:br/>
       <w:br/>
     </w:r>

--- a/tillsyn/A 19303-2024 tillsynsbegäran.docx
+++ b/tillsyn/A 19303-2024 tillsynsbegäran.docx
@@ -343,7 +343,7 @@
     <w:r>
       <w:tab/>
       <w:tab/>
-      <w:t>2026-07-18</w:t>
+      <w:t>2026-07-19</w:t>
       <w:br/>
       <w:br/>
     </w:r>

--- a/tillsyn/A 19303-2024 tillsynsbegäran.docx
+++ b/tillsyn/A 19303-2024 tillsynsbegäran.docx
@@ -343,7 +343,7 @@
     <w:r>
       <w:tab/>
       <w:tab/>
-      <w:t>2026-07-19</w:t>
+      <w:t>2026-07-20</w:t>
       <w:br/>
       <w:br/>
     </w:r>

--- a/tillsyn/A 19303-2024 tillsynsbegäran.docx
+++ b/tillsyn/A 19303-2024 tillsynsbegäran.docx
@@ -343,7 +343,7 @@
     <w:r>
       <w:tab/>
       <w:tab/>
-      <w:t>2026-07-20</w:t>
+      <w:t>2026-07-21</w:t>
       <w:br/>
       <w:br/>
     </w:r>

--- a/tillsyn/A 19303-2024 tillsynsbegäran.docx
+++ b/tillsyn/A 19303-2024 tillsynsbegäran.docx
@@ -343,7 +343,7 @@
     <w:r>
       <w:tab/>
       <w:tab/>
-      <w:t>2026-07-21</w:t>
+      <w:t>2026-07-22</w:t>
       <w:br/>
       <w:br/>
     </w:r>

--- a/tillsyn/A 19303-2024 tillsynsbegäran.docx
+++ b/tillsyn/A 19303-2024 tillsynsbegäran.docx
@@ -343,7 +343,7 @@
     <w:r>
       <w:tab/>
       <w:tab/>
-      <w:t>2026-07-22</w:t>
+      <w:t>2026-07-23</w:t>
       <w:br/>
       <w:br/>
     </w:r>

--- a/tillsyn/A 19303-2024 tillsynsbegäran.docx
+++ b/tillsyn/A 19303-2024 tillsynsbegäran.docx
@@ -343,7 +343,7 @@
     <w:r>
       <w:tab/>
       <w:tab/>
-      <w:t>2026-07-23</w:t>
+      <w:t>2026-07-24</w:t>
       <w:br/>
       <w:br/>
     </w:r>

--- a/tillsyn/A 19303-2024 tillsynsbegäran.docx
+++ b/tillsyn/A 19303-2024 tillsynsbegäran.docx
@@ -343,7 +343,7 @@
     <w:r>
       <w:tab/>
       <w:tab/>
-      <w:t>2026-07-24</w:t>
+      <w:t>2026-07-25</w:t>
       <w:br/>
       <w:br/>
     </w:r>

--- a/tillsyn/A 19303-2024 tillsynsbegäran.docx
+++ b/tillsyn/A 19303-2024 tillsynsbegäran.docx
@@ -343,7 +343,7 @@
     <w:r>
       <w:tab/>
       <w:tab/>
-      <w:t>2026-07-25</w:t>
+      <w:t>2026-07-26</w:t>
       <w:br/>
       <w:br/>
     </w:r>

--- a/tillsyn/A 19303-2024 tillsynsbegäran.docx
+++ b/tillsyn/A 19303-2024 tillsynsbegäran.docx
@@ -343,7 +343,7 @@
     <w:r>
       <w:tab/>
       <w:tab/>
-      <w:t>2026-07-26</w:t>
+      <w:t>2026-07-27</w:t>
       <w:br/>
       <w:br/>
     </w:r>

--- a/tillsyn/A 19303-2024 tillsynsbegäran.docx
+++ b/tillsyn/A 19303-2024 tillsynsbegäran.docx
@@ -343,7 +343,7 @@
     <w:r>
       <w:tab/>
       <w:tab/>
-      <w:t>2026-07-27</w:t>
+      <w:t>2026-07-28</w:t>
       <w:br/>
       <w:br/>
     </w:r>

--- a/tillsyn/A 19303-2024 tillsynsbegäran.docx
+++ b/tillsyn/A 19303-2024 tillsynsbegäran.docx
@@ -343,7 +343,7 @@
     <w:r>
       <w:tab/>
       <w:tab/>
-      <w:t>2026-07-28</w:t>
+      <w:t>2026-07-29</w:t>
       <w:br/>
       <w:br/>
     </w:r>

--- a/tillsyn/A 19303-2024 tillsynsbegäran.docx
+++ b/tillsyn/A 19303-2024 tillsynsbegäran.docx
@@ -343,7 +343,7 @@
     <w:r>
       <w:tab/>
       <w:tab/>
-      <w:t>2026-07-29</w:t>
+      <w:t>2026-07-30</w:t>
       <w:br/>
       <w:br/>
     </w:r>

--- a/tillsyn/A 19303-2024 tillsynsbegäran.docx
+++ b/tillsyn/A 19303-2024 tillsynsbegäran.docx
@@ -343,7 +343,7 @@
     <w:r>
       <w:tab/>
       <w:tab/>
-      <w:t>2026-07-30</w:t>
+      <w:t>2026-07-31</w:t>
       <w:br/>
       <w:br/>
     </w:r>

--- a/tillsyn/A 19303-2024 tillsynsbegäran.docx
+++ b/tillsyn/A 19303-2024 tillsynsbegäran.docx
@@ -343,7 +343,7 @@
     <w:r>
       <w:tab/>
       <w:tab/>
-      <w:t>2026-07-31</w:t>
+      <w:t>2026-08-01</w:t>
       <w:br/>
       <w:br/>
     </w:r>

--- a/tillsyn/A 19303-2024 tillsynsbegäran.docx
+++ b/tillsyn/A 19303-2024 tillsynsbegäran.docx
@@ -343,7 +343,7 @@
     <w:r>
       <w:tab/>
       <w:tab/>
-      <w:t>2026-08-01</w:t>
+      <w:t>2026-08-02</w:t>
       <w:br/>
       <w:br/>
     </w:r>

--- a/tillsyn/A 19303-2024 tillsynsbegäran.docx
+++ b/tillsyn/A 19303-2024 tillsynsbegäran.docx
@@ -343,7 +343,7 @@
     <w:r>
       <w:tab/>
       <w:tab/>
-      <w:t>2026-08-02</w:t>
+      <w:t>2026-08-03</w:t>
       <w:br/>
       <w:br/>
     </w:r>

--- a/tillsyn/A 19303-2024 tillsynsbegäran.docx
+++ b/tillsyn/A 19303-2024 tillsynsbegäran.docx
@@ -343,7 +343,7 @@
     <w:r>
       <w:tab/>
       <w:tab/>
-      <w:t>2026-08-03</w:t>
+      <w:t>2026-08-05</w:t>
       <w:br/>
       <w:br/>
     </w:r>

--- a/tillsyn/A 19303-2024 tillsynsbegäran.docx
+++ b/tillsyn/A 19303-2024 tillsynsbegäran.docx
@@ -343,7 +343,7 @@
     <w:r>
       <w:tab/>
       <w:tab/>
-      <w:t>2026-08-05</w:t>
+      <w:t>2026-08-07</w:t>
       <w:br/>
       <w:br/>
     </w:r>

--- a/tillsyn/A 19303-2024 tillsynsbegäran.docx
+++ b/tillsyn/A 19303-2024 tillsynsbegäran.docx
@@ -343,7 +343,7 @@
     <w:r>
       <w:tab/>
       <w:tab/>
-      <w:t>2026-08-07</w:t>
+      <w:t>2026-08-08</w:t>
       <w:br/>
       <w:br/>
     </w:r>

--- a/tillsyn/A 19303-2024 tillsynsbegäran.docx
+++ b/tillsyn/A 19303-2024 tillsynsbegäran.docx
@@ -60,7 +60,7 @@
         <w:spacing w:after="240"/>
       </w:pPr>
       <w:r>
-        <w:t>Figur 1. Fyndplatser för naturvårdsarter inom 20 meter från avverkningsanmälan. Markörer utan svart kant är placerade på fyndplatsen. Markörer med svart kant är placerade vid sidan av fyndplatsen har ett svart streck som visar fyndplatsens exakta position. Kartans mittpunktskoordinat är N 6723345, E 641525 i SWEREF 99 TM.</w:t>
+        <w:t>Figur 1. Fyndplatser för naturvårdsarter inom 20 meter från avverkningsanmälan. Markörer utan svart kant är placerade på fyndplatsen. Markörer med svart kant är placerade vid sidan av fyndplatsen och har ett svart streck som visar fyndplatsens exakta position. Kartans mittpunktskoordinat är N 6723345, E 641525 i SWEREF 99 TM.</w:t>
       </w:r>
     </w:p>
     <w:p>
@@ -343,7 +343,7 @@
     <w:r>
       <w:tab/>
       <w:tab/>
-      <w:t>2026-08-14</w:t>
+      <w:t>2026-08-15</w:t>
       <w:br/>
       <w:br/>
     </w:r>

--- a/tillsyn/A 19303-2024 tillsynsbegäran.docx
+++ b/tillsyn/A 19303-2024 tillsynsbegäran.docx
@@ -343,7 +343,7 @@
     <w:r>
       <w:tab/>
       <w:tab/>
-      <w:t>2026-08-15</w:t>
+      <w:t>2026-08-16</w:t>
       <w:br/>
       <w:br/>
     </w:r>

--- a/tillsyn/A 19303-2024 tillsynsbegäran.docx
+++ b/tillsyn/A 19303-2024 tillsynsbegäran.docx
@@ -343,7 +343,7 @@
     <w:r>
       <w:tab/>
       <w:tab/>
-      <w:t>2026-08-16</w:t>
+      <w:t>2026-08-17</w:t>
       <w:br/>
       <w:br/>
     </w:r>

--- a/tillsyn/A 19303-2024 tillsynsbegäran.docx
+++ b/tillsyn/A 19303-2024 tillsynsbegäran.docx
@@ -343,7 +343,7 @@
     <w:r>
       <w:tab/>
       <w:tab/>
-      <w:t>2026-08-17</w:t>
+      <w:t>2026-08-18</w:t>
       <w:br/>
       <w:br/>
     </w:r>

--- a/tillsyn/A 19303-2024 tillsynsbegäran.docx
+++ b/tillsyn/A 19303-2024 tillsynsbegäran.docx
@@ -343,7 +343,7 @@
     <w:r>
       <w:tab/>
       <w:tab/>
-      <w:t>2026-08-18</w:t>
+      <w:t>2026-08-19</w:t>
       <w:br/>
       <w:br/>
     </w:r>

--- a/tillsyn/A 19303-2024 tillsynsbegäran.docx
+++ b/tillsyn/A 19303-2024 tillsynsbegäran.docx
@@ -343,7 +343,7 @@
     <w:r>
       <w:tab/>
       <w:tab/>
-      <w:t>2026-08-19</w:t>
+      <w:t>2026-08-20</w:t>
       <w:br/>
       <w:br/>
     </w:r>

--- a/tillsyn/A 19303-2024 tillsynsbegäran.docx
+++ b/tillsyn/A 19303-2024 tillsynsbegäran.docx
@@ -343,7 +343,7 @@
     <w:r>
       <w:tab/>
       <w:tab/>
-      <w:t>2026-08-20</w:t>
+      <w:t>2026-08-21</w:t>
       <w:br/>
       <w:br/>
     </w:r>

--- a/tillsyn/A 19303-2024 tillsynsbegäran.docx
+++ b/tillsyn/A 19303-2024 tillsynsbegäran.docx
@@ -343,7 +343,7 @@
     <w:r>
       <w:tab/>
       <w:tab/>
-      <w:t>2026-08-21</w:t>
+      <w:t>2026-08-22</w:t>
       <w:br/>
       <w:br/>
     </w:r>

--- a/tillsyn/A 19303-2024 tillsynsbegäran.docx
+++ b/tillsyn/A 19303-2024 tillsynsbegäran.docx
@@ -343,7 +343,7 @@
     <w:r>
       <w:tab/>
       <w:tab/>
-      <w:t>2026-08-22</w:t>
+      <w:t>2026-08-23</w:t>
       <w:br/>
       <w:br/>
     </w:r>

--- a/tillsyn/A 19303-2024 tillsynsbegäran.docx
+++ b/tillsyn/A 19303-2024 tillsynsbegäran.docx
@@ -343,7 +343,7 @@
     <w:r>
       <w:tab/>
       <w:tab/>
-      <w:t>2026-08-23</w:t>
+      <w:t>2026-08-24</w:t>
       <w:br/>
       <w:br/>
     </w:r>

--- a/tillsyn/A 19303-2024 tillsynsbegäran.docx
+++ b/tillsyn/A 19303-2024 tillsynsbegäran.docx
@@ -343,7 +343,7 @@
     <w:r>
       <w:tab/>
       <w:tab/>
-      <w:t>2026-08-24</w:t>
+      <w:t>2026-08-25</w:t>
       <w:br/>
       <w:br/>
     </w:r>

--- a/tillsyn/A 19303-2024 tillsynsbegäran.docx
+++ b/tillsyn/A 19303-2024 tillsynsbegäran.docx
@@ -343,7 +343,7 @@
     <w:r>
       <w:tab/>
       <w:tab/>
-      <w:t>2026-08-25</w:t>
+      <w:t>2026-08-26</w:t>
       <w:br/>
       <w:br/>
     </w:r>

--- a/tillsyn/A 19303-2024 tillsynsbegäran.docx
+++ b/tillsyn/A 19303-2024 tillsynsbegäran.docx
@@ -343,7 +343,7 @@
     <w:r>
       <w:tab/>
       <w:tab/>
-      <w:t>2026-08-26</w:t>
+      <w:t>2026-08-27</w:t>
       <w:br/>
       <w:br/>
     </w:r>

--- a/tillsyn/A 19303-2024 tillsynsbegäran.docx
+++ b/tillsyn/A 19303-2024 tillsynsbegäran.docx
@@ -343,7 +343,7 @@
     <w:r>
       <w:tab/>
       <w:tab/>
-      <w:t>2026-08-27</w:t>
+      <w:t>2026-08-28</w:t>
       <w:br/>
       <w:br/>
     </w:r>

--- a/tillsyn/A 19303-2024 tillsynsbegäran.docx
+++ b/tillsyn/A 19303-2024 tillsynsbegäran.docx
@@ -343,7 +343,7 @@
     <w:r>
       <w:tab/>
       <w:tab/>
-      <w:t>2026-08-28</w:t>
+      <w:t>2026-08-29</w:t>
       <w:br/>
       <w:br/>
     </w:r>

--- a/tillsyn/A 19303-2024 tillsynsbegäran.docx
+++ b/tillsyn/A 19303-2024 tillsynsbegäran.docx
@@ -343,7 +343,7 @@
     <w:r>
       <w:tab/>
       <w:tab/>
-      <w:t>2026-08-29</w:t>
+      <w:t>2026-08-31</w:t>
       <w:br/>
       <w:br/>
     </w:r>

--- a/tillsyn/A 19303-2024 tillsynsbegäran.docx
+++ b/tillsyn/A 19303-2024 tillsynsbegäran.docx
@@ -343,7 +343,7 @@
     <w:r>
       <w:tab/>
       <w:tab/>
-      <w:t>2026-08-31</w:t>
+      <w:t>2026-09-01</w:t>
       <w:br/>
       <w:br/>
     </w:r>

--- a/tillsyn/A 19303-2024 tillsynsbegäran.docx
+++ b/tillsyn/A 19303-2024 tillsynsbegäran.docx
@@ -343,7 +343,7 @@
     <w:r>
       <w:tab/>
       <w:tab/>
-      <w:t>2026-09-01</w:t>
+      <w:t>2026-09-02</w:t>
       <w:br/>
       <w:br/>
     </w:r>

--- a/tillsyn/A 19303-2024 tillsynsbegäran.docx
+++ b/tillsyn/A 19303-2024 tillsynsbegäran.docx
@@ -343,7 +343,7 @@
     <w:r>
       <w:tab/>
       <w:tab/>
-      <w:t>2026-09-02</w:t>
+      <w:t>2026-09-03</w:t>
       <w:br/>
       <w:br/>
     </w:r>

--- a/tillsyn/A 19303-2024 tillsynsbegäran.docx
+++ b/tillsyn/A 19303-2024 tillsynsbegäran.docx
@@ -343,7 +343,7 @@
     <w:r>
       <w:tab/>
       <w:tab/>
-      <w:t>2026-09-03</w:t>
+      <w:t>2026-09-04</w:t>
       <w:br/>
       <w:br/>
     </w:r>

--- a/tillsyn/A 19303-2024 tillsynsbegäran.docx
+++ b/tillsyn/A 19303-2024 tillsynsbegäran.docx
@@ -343,7 +343,7 @@
     <w:r>
       <w:tab/>
       <w:tab/>
-      <w:t>2026-09-04</w:t>
+      <w:t>2026-09-05</w:t>
       <w:br/>
       <w:br/>
     </w:r>

--- a/tillsyn/A 19303-2024 tillsynsbegäran.docx
+++ b/tillsyn/A 19303-2024 tillsynsbegäran.docx
@@ -343,7 +343,7 @@
     <w:r>
       <w:tab/>
       <w:tab/>
-      <w:t>2026-09-05</w:t>
+      <w:t>2026-09-06</w:t>
       <w:br/>
       <w:br/>
     </w:r>

--- a/tillsyn/A 19303-2024 tillsynsbegäran.docx
+++ b/tillsyn/A 19303-2024 tillsynsbegäran.docx
@@ -343,7 +343,7 @@
     <w:r>
       <w:tab/>
       <w:tab/>
-      <w:t>2026-09-06</w:t>
+      <w:t>2026-09-07</w:t>
       <w:br/>
       <w:br/>
     </w:r>

--- a/tillsyn/A 19303-2024 tillsynsbegäran.docx
+++ b/tillsyn/A 19303-2024 tillsynsbegäran.docx
@@ -343,7 +343,7 @@
     <w:r>
       <w:tab/>
       <w:tab/>
-      <w:t>2026-09-07</w:t>
+      <w:t>2026-09-08</w:t>
       <w:br/>
       <w:br/>
     </w:r>

--- a/tillsyn/A 19303-2024 tillsynsbegäran.docx
+++ b/tillsyn/A 19303-2024 tillsynsbegäran.docx
@@ -343,7 +343,7 @@
     <w:r>
       <w:tab/>
       <w:tab/>
-      <w:t>2026-09-08</w:t>
+      <w:t>2026-09-09</w:t>
       <w:br/>
       <w:br/>
     </w:r>

--- a/tillsyn/A 19303-2024 tillsynsbegäran.docx
+++ b/tillsyn/A 19303-2024 tillsynsbegäran.docx
@@ -343,7 +343,7 @@
     <w:r>
       <w:tab/>
       <w:tab/>
-      <w:t>2026-09-09</w:t>
+      <w:t>2026-09-10</w:t>
       <w:br/>
       <w:br/>
     </w:r>

--- a/tillsyn/A 19303-2024 tillsynsbegäran.docx
+++ b/tillsyn/A 19303-2024 tillsynsbegäran.docx
@@ -343,7 +343,7 @@
     <w:r>
       <w:tab/>
       <w:tab/>
-      <w:t>2026-09-10</w:t>
+      <w:t>2026-09-11</w:t>
       <w:br/>
       <w:br/>
     </w:r>

--- a/tillsyn/A 19303-2024 tillsynsbegäran.docx
+++ b/tillsyn/A 19303-2024 tillsynsbegäran.docx
@@ -343,7 +343,7 @@
     <w:r>
       <w:tab/>
       <w:tab/>
-      <w:t>2026-09-11</w:t>
+      <w:t>2026-09-12</w:t>
       <w:br/>
       <w:br/>
     </w:r>
